--- a/2026/KrDzU2026poz22.docx
+++ b/2026/KrDzU2026poz22.docx
@@ -4409,27 +4409,139 @@
           <w:rFonts w:ascii="Times New Roman" w:eastAsiaTheme="minorHAnsi" w:hAnsi="Times New Roman" w:cs="Times New Roman"/>
           <w:lang w:eastAsia="en-US"/>
         </w:rPr>
-        <w:t xml:space="preserve"> 1. Tworzenie, znoszenie oraz zmiana granic biskupstw następuje w drodze dekretu Krula Multikont wydanego na wniosek Arcybiskupa, po zasięgnięciu opinii Senatu Koronnego. </w:t>
-      </w:r>
-    </w:p>
-    <w:p>
-      <w:pPr>
-        <w:tabs>
-          <w:tab w:val="left" w:pos="3807"/>
-        </w:tabs>
-        <w:spacing w:after="0" w:line="360" w:lineRule="auto"/>
-        <w:jc w:val="both"/>
-        <w:rPr>
-          <w:rFonts w:ascii="Times New Roman" w:eastAsiaTheme="minorHAnsi" w:hAnsi="Times New Roman" w:cs="Times New Roman"/>
-          <w:lang w:eastAsia="en-US"/>
-        </w:rPr>
-      </w:pPr>
-      <w:r>
-        <w:rPr>
-          <w:rFonts w:ascii="Times New Roman" w:eastAsiaTheme="minorHAnsi" w:hAnsi="Times New Roman" w:cs="Times New Roman"/>
-          <w:lang w:eastAsia="en-US"/>
-        </w:rPr>
-        <w:t>2. Każde biskupstwo posiada własną Kurię Biskupią oraz Kościelny Sąd Biskupi</w:t>
+        <w:t xml:space="preserve"> 1. Tworzenie, znoszenie oraz zmiana granic biskupstw następuje w drodze </w:t>
+      </w:r>
+      <w:r>
+        <w:rPr>
+          <w:rFonts w:ascii="Times New Roman" w:eastAsiaTheme="minorHAnsi" w:hAnsi="Times New Roman" w:cs="Times New Roman"/>
+          <w:lang w:eastAsia="en-US"/>
+        </w:rPr>
+        <w:t>ustawy Senatu Koronnego</w:t>
+      </w:r>
+      <w:r>
+        <w:rPr>
+          <w:rFonts w:ascii="Times New Roman" w:eastAsiaTheme="minorHAnsi" w:hAnsi="Times New Roman" w:cs="Times New Roman"/>
+          <w:lang w:eastAsia="en-US"/>
+        </w:rPr>
+        <w:t xml:space="preserve"> </w:t>
+      </w:r>
+      <w:r>
+        <w:rPr>
+          <w:rFonts w:ascii="Times New Roman" w:eastAsiaTheme="minorHAnsi" w:hAnsi="Times New Roman" w:cs="Times New Roman"/>
+          <w:lang w:eastAsia="en-US"/>
+        </w:rPr>
+        <w:t>wydanej</w:t>
+      </w:r>
+      <w:r>
+        <w:rPr>
+          <w:rFonts w:ascii="Times New Roman" w:eastAsiaTheme="minorHAnsi" w:hAnsi="Times New Roman" w:cs="Times New Roman"/>
+          <w:lang w:eastAsia="en-US"/>
+        </w:rPr>
+        <w:t xml:space="preserve"> na wniosek Arcybiskupa</w:t>
+      </w:r>
+      <w:r>
+        <w:rPr>
+          <w:rFonts w:ascii="Times New Roman" w:eastAsiaTheme="minorHAnsi" w:hAnsi="Times New Roman" w:cs="Times New Roman"/>
+          <w:lang w:eastAsia="en-US"/>
+        </w:rPr>
+        <w:t xml:space="preserve"> po zasięgnięciu opinii Krula Multikont</w:t>
+      </w:r>
+      <w:r>
+        <w:rPr>
+          <w:rFonts w:ascii="Times New Roman" w:eastAsiaTheme="minorHAnsi" w:hAnsi="Times New Roman" w:cs="Times New Roman"/>
+          <w:lang w:eastAsia="en-US"/>
+        </w:rPr>
+        <w:t xml:space="preserve">. </w:t>
+      </w:r>
+    </w:p>
+    <w:p>
+      <w:pPr>
+        <w:tabs>
+          <w:tab w:val="left" w:pos="3807"/>
+        </w:tabs>
+        <w:spacing w:after="0" w:line="360" w:lineRule="auto"/>
+        <w:jc w:val="both"/>
+        <w:rPr>
+          <w:rFonts w:ascii="Times New Roman" w:eastAsiaTheme="minorHAnsi" w:hAnsi="Times New Roman" w:cs="Times New Roman"/>
+          <w:lang w:eastAsia="en-US"/>
+        </w:rPr>
+      </w:pPr>
+      <w:r>
+        <w:rPr>
+          <w:rFonts w:ascii="Times New Roman" w:eastAsiaTheme="minorHAnsi" w:hAnsi="Times New Roman" w:cs="Times New Roman"/>
+          <w:lang w:eastAsia="en-US"/>
+        </w:rPr>
+        <w:t xml:space="preserve">2. Każde biskupstwo posiada własną </w:t>
+      </w:r>
+      <w:r>
+        <w:rPr>
+          <w:rFonts w:ascii="Times New Roman" w:eastAsiaTheme="minorHAnsi" w:hAnsi="Times New Roman" w:cs="Times New Roman"/>
+          <w:lang w:eastAsia="en-US"/>
+        </w:rPr>
+        <w:t>k</w:t>
+      </w:r>
+      <w:r>
+        <w:rPr>
+          <w:rFonts w:ascii="Times New Roman" w:eastAsiaTheme="minorHAnsi" w:hAnsi="Times New Roman" w:cs="Times New Roman"/>
+          <w:lang w:eastAsia="en-US"/>
+        </w:rPr>
+        <w:t xml:space="preserve">urię </w:t>
+      </w:r>
+      <w:r>
+        <w:rPr>
+          <w:rFonts w:ascii="Times New Roman" w:eastAsiaTheme="minorHAnsi" w:hAnsi="Times New Roman" w:cs="Times New Roman"/>
+          <w:lang w:eastAsia="en-US"/>
+        </w:rPr>
+        <w:t>b</w:t>
+      </w:r>
+      <w:r>
+        <w:rPr>
+          <w:rFonts w:ascii="Times New Roman" w:eastAsiaTheme="minorHAnsi" w:hAnsi="Times New Roman" w:cs="Times New Roman"/>
+          <w:lang w:eastAsia="en-US"/>
+        </w:rPr>
+        <w:t xml:space="preserve">iskupią oraz </w:t>
+      </w:r>
+      <w:r>
+        <w:rPr>
+          <w:rFonts w:ascii="Times New Roman" w:eastAsiaTheme="minorHAnsi" w:hAnsi="Times New Roman" w:cs="Times New Roman"/>
+          <w:lang w:eastAsia="en-US"/>
+        </w:rPr>
+        <w:t>k</w:t>
+      </w:r>
+      <w:r>
+        <w:rPr>
+          <w:rFonts w:ascii="Times New Roman" w:eastAsiaTheme="minorHAnsi" w:hAnsi="Times New Roman" w:cs="Times New Roman"/>
+          <w:lang w:eastAsia="en-US"/>
+        </w:rPr>
+        <w:t xml:space="preserve">ościelny </w:t>
+      </w:r>
+      <w:r>
+        <w:rPr>
+          <w:rFonts w:ascii="Times New Roman" w:eastAsiaTheme="minorHAnsi" w:hAnsi="Times New Roman" w:cs="Times New Roman"/>
+          <w:lang w:eastAsia="en-US"/>
+        </w:rPr>
+        <w:t>s</w:t>
+      </w:r>
+      <w:r>
+        <w:rPr>
+          <w:rFonts w:ascii="Times New Roman" w:eastAsiaTheme="minorHAnsi" w:hAnsi="Times New Roman" w:cs="Times New Roman"/>
+          <w:lang w:eastAsia="en-US"/>
+        </w:rPr>
+        <w:t xml:space="preserve">ąd </w:t>
+      </w:r>
+      <w:r>
+        <w:rPr>
+          <w:rFonts w:ascii="Times New Roman" w:eastAsiaTheme="minorHAnsi" w:hAnsi="Times New Roman" w:cs="Times New Roman"/>
+          <w:lang w:eastAsia="en-US"/>
+        </w:rPr>
+        <w:t>b</w:t>
+      </w:r>
+      <w:r>
+        <w:rPr>
+          <w:rFonts w:ascii="Times New Roman" w:eastAsiaTheme="minorHAnsi" w:hAnsi="Times New Roman" w:cs="Times New Roman"/>
+          <w:lang w:eastAsia="en-US"/>
+        </w:rPr>
+        <w:t>iskupi</w:t>
       </w:r>
       <w:r>
         <w:rPr>
@@ -5263,7 +5375,6 @@
         <w:docPartUnique/>
       </w:docPartObj>
     </w:sdtPr>
-    <w:sdtEndPr/>
     <w:sdtContent>
       <w:sdt>
         <w:sdtPr>
@@ -5278,7 +5389,6 @@
             <w:docPartUnique/>
           </w:docPartObj>
         </w:sdtPr>
-        <w:sdtEndPr/>
         <w:sdtContent>
           <w:p>
             <w:pPr>
@@ -5434,7 +5544,6 @@
         <w:docPartUnique/>
       </w:docPartObj>
     </w:sdtPr>
-    <w:sdtEndPr/>
     <w:sdtContent>
       <w:sdt>
         <w:sdtPr>
@@ -5449,7 +5558,6 @@
             <w:docPartUnique/>
           </w:docPartObj>
         </w:sdtPr>
-        <w:sdtEndPr/>
         <w:sdtContent>
           <w:p>
             <w:pPr>
@@ -8370,7 +8478,6 @@
 <ds:datastoreItem xmlns:ds="http://schemas.openxmlformats.org/officeDocument/2006/customXml" ds:itemID="{BB213656-EFA5-4F01-8A89-814BB1569ECC}">
   <ds:schemaRefs>
     <ds:schemaRef ds:uri="http://schemas.openxmlformats.org/officeDocument/2006/bibliography"/>
-    <ds:schemaRef ds:uri="http://www.w3.org/2000/xmlns/"/>
   </ds:schemaRefs>
 </ds:datastoreItem>
 </file>